--- a/4_WebModel/SIA17- P4. Modelul REST și Web al sistemului federat.docx
+++ b/4_WebModel/SIA17- P4. Modelul REST și Web al sistemului federat.docx
@@ -692,6 +692,73 @@
           <w:lang w:val="en-RO" w:eastAsia="en-GB"/>
         </w:rPr>
       </w:pPr>
+      <w:r>
+        <w:rPr>
+          <w:rFonts w:ascii="Times New Roman" w:hAnsi="Times New Roman" w:cs="Times New Roman"/>
+          <w:lang w:val="en-RO" w:eastAsia="en-GB"/>
+        </w:rPr>
+        <w:t xml:space="preserve">URL: </w:t>
+      </w:r>
+      <w:hyperlink r:id="rId7" w:history="1">
+        <w:r>
+          <w:rPr>
+            <w:rStyle w:val="Hyperlink"/>
+            <w:rFonts w:ascii="Times New Roman" w:hAnsi="Times New Roman" w:cs="Times New Roman"/>
+            <w:lang w:val="en-RO" w:eastAsia="en-GB"/>
+          </w:rPr>
+          <w:t>http://localhost:8081/daily_rankings</w:t>
+        </w:r>
+      </w:hyperlink>
+    </w:p>
+    <w:p>
+      <w:pPr>
+        <w:rPr>
+          <w:rFonts w:ascii="Times New Roman" w:hAnsi="Times New Roman" w:cs="Times New Roman"/>
+          <w:lang w:val="en-RO" w:eastAsia="en-GB"/>
+        </w:rPr>
+      </w:pPr>
+      <w:r>
+        <w:rPr>
+          <w:rFonts w:ascii="Times New Roman" w:hAnsi="Times New Roman" w:cs="Times New Roman"/>
+          <w:lang w:val="en-RO" w:eastAsia="en-GB"/>
+        </w:rPr>
+        <w:lastRenderedPageBreak/>
+        <w:drawing>
+          <wp:inline distT="0" distB="0" distL="0" distR="0" wp14:anchorId="765D0E69" wp14:editId="5C822064">
+            <wp:extent cx="5943600" cy="3131820"/>
+            <wp:effectExtent l="0" t="0" r="0" b="5080"/>
+            <wp:docPr id="1129041212" name="Picture 1" descr="A black rectangular object with a black border&#10;&#10;AI-generated content may be incorrect."/>
+            <wp:cNvGraphicFramePr>
+              <a:graphicFrameLocks xmlns:a="http://schemas.openxmlformats.org/drawingml/2006/main" noChangeAspect="1"/>
+            </wp:cNvGraphicFramePr>
+            <a:graphic xmlns:a="http://schemas.openxmlformats.org/drawingml/2006/main">
+              <a:graphicData uri="http://schemas.openxmlformats.org/drawingml/2006/picture">
+                <pic:pic xmlns:pic="http://schemas.openxmlformats.org/drawingml/2006/picture">
+                  <pic:nvPicPr>
+                    <pic:cNvPr id="1129041212" name="Picture 1" descr="A black rectangular object with a black border&#10;&#10;AI-generated content may be incorrect."/>
+                    <pic:cNvPicPr/>
+                  </pic:nvPicPr>
+                  <pic:blipFill>
+                    <a:blip r:embed="rId8"/>
+                    <a:stretch>
+                      <a:fillRect/>
+                    </a:stretch>
+                  </pic:blipFill>
+                  <pic:spPr>
+                    <a:xfrm>
+                      <a:off x="0" y="0"/>
+                      <a:ext cx="5943600" cy="3131820"/>
+                    </a:xfrm>
+                    <a:prstGeom prst="rect">
+                      <a:avLst/>
+                    </a:prstGeom>
+                  </pic:spPr>
+                </pic:pic>
+              </a:graphicData>
+            </a:graphic>
+          </wp:inline>
+        </w:drawing>
+      </w:r>
     </w:p>
     <w:p>
       <w:pPr>
@@ -747,7 +814,6 @@
           <w:rFonts w:ascii="Times New Roman" w:hAnsi="Times New Roman" w:cs="Times New Roman"/>
           <w:lang w:val="en-RO" w:eastAsia="en-GB"/>
         </w:rPr>
-        <w:lastRenderedPageBreak/>
         <w:t>Tabela / colecția țintă</w:t>
       </w:r>
       <w:r>
@@ -844,16 +910,56 @@
           <w:lang w:val="en-RO" w:eastAsia="en-GB"/>
         </w:rPr>
       </w:pPr>
-    </w:p>
-    <w:p>
-      <w:pPr>
+      <w:r>
         <w:rPr>
           <w:rFonts w:ascii="Times New Roman" w:hAnsi="Times New Roman" w:cs="Times New Roman"/>
           <w:b/>
           <w:bCs/>
           <w:lang w:val="en-RO" w:eastAsia="en-GB"/>
         </w:rPr>
-      </w:pPr>
+        <w:lastRenderedPageBreak/>
+        <w:drawing>
+          <wp:inline distT="0" distB="0" distL="0" distR="0" wp14:anchorId="106A9D68" wp14:editId="470745CF">
+            <wp:extent cx="5943600" cy="3808730"/>
+            <wp:effectExtent l="0" t="0" r="0" b="1270"/>
+            <wp:docPr id="235806084" name="Picture 1" descr="A screenshot of a computer&#10;&#10;AI-generated content may be incorrect."/>
+            <wp:cNvGraphicFramePr>
+              <a:graphicFrameLocks xmlns:a="http://schemas.openxmlformats.org/drawingml/2006/main" noChangeAspect="1"/>
+            </wp:cNvGraphicFramePr>
+            <a:graphic xmlns:a="http://schemas.openxmlformats.org/drawingml/2006/main">
+              <a:graphicData uri="http://schemas.openxmlformats.org/drawingml/2006/picture">
+                <pic:pic xmlns:pic="http://schemas.openxmlformats.org/drawingml/2006/picture">
+                  <pic:nvPicPr>
+                    <pic:cNvPr id="235806084" name="Picture 1" descr="A screenshot of a computer&#10;&#10;AI-generated content may be incorrect."/>
+                    <pic:cNvPicPr/>
+                  </pic:nvPicPr>
+                  <pic:blipFill>
+                    <a:blip r:embed="rId9"/>
+                    <a:stretch>
+                      <a:fillRect/>
+                    </a:stretch>
+                  </pic:blipFill>
+                  <pic:spPr>
+                    <a:xfrm>
+                      <a:off x="0" y="0"/>
+                      <a:ext cx="5943600" cy="3808730"/>
+                    </a:xfrm>
+                    <a:prstGeom prst="rect">
+                      <a:avLst/>
+                    </a:prstGeom>
+                  </pic:spPr>
+                </pic:pic>
+              </a:graphicData>
+            </a:graphic>
+          </wp:inline>
+        </w:drawing>
+      </w:r>
+      <w:r>
+        <w:rPr>
+          <w:noProof/>
+        </w:rPr>
+        <w:t xml:space="preserve"> </w:t>
+      </w:r>
       <w:r>
         <w:rPr>
           <w:rFonts w:ascii="Times New Roman" w:hAnsi="Times New Roman" w:cs="Times New Roman"/>
@@ -861,6 +967,60 @@
           <w:bCs/>
           <w:lang w:val="en-RO" w:eastAsia="en-GB"/>
         </w:rPr>
+        <w:lastRenderedPageBreak/>
+        <w:drawing>
+          <wp:inline distT="0" distB="0" distL="0" distR="0" wp14:anchorId="107DA5DE" wp14:editId="009FB24B">
+            <wp:extent cx="5943600" cy="6504305"/>
+            <wp:effectExtent l="0" t="0" r="0" b="0"/>
+            <wp:docPr id="23684214" name="Picture 1" descr="A screen shot of a computer&#10;&#10;AI-generated content may be incorrect."/>
+            <wp:cNvGraphicFramePr>
+              <a:graphicFrameLocks xmlns:a="http://schemas.openxmlformats.org/drawingml/2006/main" noChangeAspect="1"/>
+            </wp:cNvGraphicFramePr>
+            <a:graphic xmlns:a="http://schemas.openxmlformats.org/drawingml/2006/main">
+              <a:graphicData uri="http://schemas.openxmlformats.org/drawingml/2006/picture">
+                <pic:pic xmlns:pic="http://schemas.openxmlformats.org/drawingml/2006/picture">
+                  <pic:nvPicPr>
+                    <pic:cNvPr id="23684214" name="Picture 1" descr="A screen shot of a computer&#10;&#10;AI-generated content may be incorrect."/>
+                    <pic:cNvPicPr/>
+                  </pic:nvPicPr>
+                  <pic:blipFill>
+                    <a:blip r:embed="rId10"/>
+                    <a:stretch>
+                      <a:fillRect/>
+                    </a:stretch>
+                  </pic:blipFill>
+                  <pic:spPr>
+                    <a:xfrm>
+                      <a:off x="0" y="0"/>
+                      <a:ext cx="5943600" cy="6504305"/>
+                    </a:xfrm>
+                    <a:prstGeom prst="rect">
+                      <a:avLst/>
+                    </a:prstGeom>
+                  </pic:spPr>
+                </pic:pic>
+              </a:graphicData>
+            </a:graphic>
+          </wp:inline>
+        </w:drawing>
+      </w:r>
+    </w:p>
+    <w:p>
+      <w:pPr>
+        <w:rPr>
+          <w:rFonts w:ascii="Times New Roman" w:hAnsi="Times New Roman" w:cs="Times New Roman"/>
+          <w:b/>
+          <w:bCs/>
+          <w:lang w:val="en-RO" w:eastAsia="en-GB"/>
+        </w:rPr>
+      </w:pPr>
+      <w:r>
+        <w:rPr>
+          <w:rFonts w:ascii="Times New Roman" w:hAnsi="Times New Roman" w:cs="Times New Roman"/>
+          <w:b/>
+          <w:bCs/>
+          <w:lang w:val="en-RO" w:eastAsia="en-GB"/>
+        </w:rPr>
         <w:t>3.3. Integrarea resursei REST în Oracle</w:t>
       </w:r>
     </w:p>
@@ -906,6 +1066,7 @@
           <w:rFonts w:ascii="Times New Roman" w:hAnsi="Times New Roman" w:cs="Times New Roman"/>
           <w:lang w:val="en-RO" w:eastAsia="en-GB"/>
         </w:rPr>
+        <w:lastRenderedPageBreak/>
         <w:t>get_restheart_data_media(...)</w:t>
       </w:r>
     </w:p>
@@ -1048,13 +1209,6 @@
           <w:lang w:val="en-RO" w:eastAsia="en-GB"/>
         </w:rPr>
         <w:br/>
-      </w:r>
-      <w:r>
-        <w:rPr>
-          <w:rFonts w:ascii="Times New Roman" w:hAnsi="Times New Roman" w:cs="Times New Roman"/>
-          <w:lang w:val="en-RO" w:eastAsia="en-GB"/>
-        </w:rPr>
-        <w:lastRenderedPageBreak/>
         <w:t xml:space="preserve">  )</w:t>
       </w:r>
       <w:r>
@@ -1238,6 +1392,7 @@
           <w:rFonts w:ascii="Times New Roman" w:hAnsi="Times New Roman" w:cs="Times New Roman"/>
           <w:lang w:val="en-RO" w:eastAsia="en-GB"/>
         </w:rPr>
+        <w:lastRenderedPageBreak/>
         <w:t>SELECT</w:t>
       </w:r>
       <w:r>
@@ -1384,6 +1539,203 @@
           <w:rFonts w:ascii="Times New Roman" w:hAnsi="Times New Roman" w:cs="Times New Roman"/>
           <w:lang w:val="en-RO" w:eastAsia="en-GB"/>
         </w:rPr>
+        <w:t>Tip regiune / componentă / pagină</w:t>
+      </w:r>
+      <w:r>
+        <w:rPr>
+          <w:rFonts w:ascii="Times New Roman" w:hAnsi="Times New Roman" w:cs="Times New Roman"/>
+          <w:lang w:val="en-RO" w:eastAsia="en-GB"/>
+        </w:rPr>
+        <w:br/>
+        <w:t>Chart</w:t>
+      </w:r>
+    </w:p>
+    <w:p>
+      <w:pPr>
+        <w:rPr>
+          <w:rFonts w:ascii="Times New Roman" w:hAnsi="Times New Roman" w:cs="Times New Roman"/>
+          <w:lang w:val="en-RO" w:eastAsia="en-GB"/>
+        </w:rPr>
+      </w:pPr>
+      <w:r>
+        <w:rPr>
+          <w:rFonts w:ascii="Times New Roman" w:hAnsi="Times New Roman" w:cs="Times New Roman"/>
+          <w:lang w:val="en-RO" w:eastAsia="en-GB"/>
+        </w:rPr>
+        <w:t>Fraza SQL de acces</w:t>
+      </w:r>
+    </w:p>
+    <w:p>
+      <w:pPr>
+        <w:rPr>
+          <w:rFonts w:ascii="Times New Roman" w:hAnsi="Times New Roman" w:cs="Times New Roman"/>
+          <w:lang w:val="en-RO" w:eastAsia="en-GB"/>
+        </w:rPr>
+      </w:pPr>
+      <w:r>
+        <w:rPr>
+          <w:rFonts w:ascii="Times New Roman" w:hAnsi="Times New Roman" w:cs="Times New Roman"/>
+          <w:lang w:val="en-RO" w:eastAsia="en-GB"/>
+        </w:rPr>
+        <w:t>SELECT</w:t>
+      </w:r>
+      <w:r>
+        <w:rPr>
+          <w:rFonts w:ascii="Times New Roman" w:hAnsi="Times New Roman" w:cs="Times New Roman"/>
+          <w:lang w:val="en-RO" w:eastAsia="en-GB"/>
+        </w:rPr>
+        <w:br/>
+        <w:t xml:space="preserve">    region,</w:t>
+      </w:r>
+      <w:r>
+        <w:rPr>
+          <w:rFonts w:ascii="Times New Roman" w:hAnsi="Times New Roman" w:cs="Times New Roman"/>
+          <w:lang w:val="en-RO" w:eastAsia="en-GB"/>
+        </w:rPr>
+        <w:br/>
+        <w:t xml:space="preserve">    total_streams</w:t>
+      </w:r>
+      <w:r>
+        <w:rPr>
+          <w:rFonts w:ascii="Times New Roman" w:hAnsi="Times New Roman" w:cs="Times New Roman"/>
+          <w:lang w:val="en-RO" w:eastAsia="en-GB"/>
+        </w:rPr>
+        <w:br/>
+        <w:t>FROM OLAP_STREAMS_BY_REGION</w:t>
+      </w:r>
+      <w:r>
+        <w:rPr>
+          <w:rFonts w:ascii="Times New Roman" w:hAnsi="Times New Roman" w:cs="Times New Roman"/>
+          <w:lang w:val="en-RO" w:eastAsia="en-GB"/>
+        </w:rPr>
+        <w:br/>
+        <w:t>WHERE ROWNUM &lt;= 50;</w:t>
+      </w:r>
+    </w:p>
+    <w:p>
+      <w:pPr>
+        <w:rPr>
+          <w:rFonts w:ascii="Times New Roman" w:hAnsi="Times New Roman" w:cs="Times New Roman"/>
+          <w:lang w:val="en-RO" w:eastAsia="en-GB"/>
+        </w:rPr>
+      </w:pPr>
+      <w:r>
+        <w:rPr>
+          <w:rFonts w:ascii="Times New Roman" w:hAnsi="Times New Roman" w:cs="Times New Roman"/>
+          <w:lang w:val="en-RO" w:eastAsia="en-GB"/>
+        </w:rPr>
+        <w:t>Configurare grafic</w:t>
+      </w:r>
+      <w:r>
+        <w:rPr>
+          <w:rFonts w:ascii="Times New Roman" w:hAnsi="Times New Roman" w:cs="Times New Roman"/>
+          <w:lang w:val="en-RO" w:eastAsia="en-GB"/>
+        </w:rPr>
+        <w:br/>
+        <w:t>Tip chart: Bar Chart</w:t>
+      </w:r>
+      <w:r>
+        <w:rPr>
+          <w:rFonts w:ascii="Times New Roman" w:hAnsi="Times New Roman" w:cs="Times New Roman"/>
+          <w:lang w:val="en-RO" w:eastAsia="en-GB"/>
+        </w:rPr>
+        <w:br/>
+        <w:t>Label / Category: REGION</w:t>
+      </w:r>
+      <w:r>
+        <w:rPr>
+          <w:rFonts w:ascii="Times New Roman" w:hAnsi="Times New Roman" w:cs="Times New Roman"/>
+          <w:lang w:val="en-RO" w:eastAsia="en-GB"/>
+        </w:rPr>
+        <w:br/>
+        <w:t>Value: TOTAL_STREAMS</w:t>
+      </w:r>
+    </w:p>
+    <w:p>
+      <w:pPr>
+        <w:rPr>
+          <w:rFonts w:ascii="Times New Roman" w:hAnsi="Times New Roman" w:cs="Times New Roman"/>
+          <w:lang w:val="en-RO" w:eastAsia="en-GB"/>
+        </w:rPr>
+      </w:pPr>
+      <w:r>
+        <w:rPr>
+          <w:rFonts w:ascii="Times New Roman" w:hAnsi="Times New Roman" w:cs="Times New Roman"/>
+          <w:lang w:val="en-RO" w:eastAsia="en-GB"/>
+        </w:rPr>
+        <w:t>Descriere</w:t>
+      </w:r>
+      <w:r>
+        <w:rPr>
+          <w:rFonts w:ascii="Times New Roman" w:hAnsi="Times New Roman" w:cs="Times New Roman"/>
+          <w:lang w:val="en-RO" w:eastAsia="en-GB"/>
+        </w:rPr>
+        <w:br/>
+        <w:t>Graficul oferă o vedere sintetică asupra distribuției stream-urilor pe regiuni.</w:t>
+      </w:r>
+    </w:p>
+    <w:p>
+      <w:pPr>
+        <w:rPr>
+          <w:rFonts w:ascii="Times New Roman" w:hAnsi="Times New Roman" w:cs="Times New Roman"/>
+          <w:lang w:val="en-RO" w:eastAsia="en-GB"/>
+        </w:rPr>
+      </w:pPr>
+    </w:p>
+    <w:p>
+      <w:pPr>
+        <w:rPr>
+          <w:rFonts w:ascii="Times New Roman" w:hAnsi="Times New Roman" w:cs="Times New Roman"/>
+          <w:b/>
+          <w:bCs/>
+          <w:lang w:val="en-RO" w:eastAsia="en-GB"/>
+        </w:rPr>
+      </w:pPr>
+      <w:r>
+        <w:rPr>
+          <w:rFonts w:ascii="Times New Roman" w:hAnsi="Times New Roman" w:cs="Times New Roman"/>
+          <w:b/>
+          <w:bCs/>
+          <w:lang w:val="en-RO" w:eastAsia="en-GB"/>
+        </w:rPr>
+        <w:t>4.3. Pagina / Regiunea / Componenta 3 – Genre Analysis Report</w:t>
+      </w:r>
+    </w:p>
+    <w:p>
+      <w:pPr>
+        <w:rPr>
+          <w:rFonts w:ascii="Times New Roman" w:hAnsi="Times New Roman" w:cs="Times New Roman"/>
+          <w:lang w:val="en-RO" w:eastAsia="en-GB"/>
+        </w:rPr>
+      </w:pPr>
+      <w:r>
+        <w:rPr>
+          <w:rFonts w:ascii="Times New Roman" w:hAnsi="Times New Roman" w:cs="Times New Roman"/>
+          <w:lang w:val="en-RO" w:eastAsia="en-GB"/>
+        </w:rPr>
+        <w:t>Tabela / view țintă</w:t>
+      </w:r>
+      <w:r>
+        <w:rPr>
+          <w:rFonts w:ascii="Times New Roman" w:hAnsi="Times New Roman" w:cs="Times New Roman"/>
+          <w:lang w:val="en-RO" w:eastAsia="en-GB"/>
+        </w:rPr>
+        <w:br/>
+        <w:t>OLAP_GENRE_ANALYSIS</w:t>
+      </w:r>
+    </w:p>
+    <w:p>
+      <w:pPr>
+        <w:rPr>
+          <w:rFonts w:ascii="Times New Roman" w:hAnsi="Times New Roman" w:cs="Times New Roman"/>
+          <w:lang w:val="en-RO" w:eastAsia="en-GB"/>
+        </w:rPr>
+      </w:pPr>
+      <w:r>
+        <w:rPr>
+          <w:rFonts w:ascii="Times New Roman" w:hAnsi="Times New Roman" w:cs="Times New Roman"/>
+          <w:lang w:val="en-RO" w:eastAsia="en-GB"/>
+        </w:rPr>
         <w:lastRenderedPageBreak/>
         <w:t>Tip regiune / componentă / pagină</w:t>
       </w:r>
@@ -1393,6 +1745,182 @@
           <w:lang w:val="en-RO" w:eastAsia="en-GB"/>
         </w:rPr>
         <w:br/>
+        <w:t>Interactive Report</w:t>
+      </w:r>
+    </w:p>
+    <w:p>
+      <w:pPr>
+        <w:rPr>
+          <w:rFonts w:ascii="Times New Roman" w:hAnsi="Times New Roman" w:cs="Times New Roman"/>
+          <w:lang w:val="en-RO" w:eastAsia="en-GB"/>
+        </w:rPr>
+      </w:pPr>
+      <w:r>
+        <w:rPr>
+          <w:rFonts w:ascii="Times New Roman" w:hAnsi="Times New Roman" w:cs="Times New Roman"/>
+          <w:lang w:val="en-RO" w:eastAsia="en-GB"/>
+        </w:rPr>
+        <w:t>Fraza SQL de acces</w:t>
+      </w:r>
+    </w:p>
+    <w:p>
+      <w:pPr>
+        <w:rPr>
+          <w:rFonts w:ascii="Times New Roman" w:hAnsi="Times New Roman" w:cs="Times New Roman"/>
+          <w:lang w:val="en-RO" w:eastAsia="en-GB"/>
+        </w:rPr>
+      </w:pPr>
+      <w:r>
+        <w:rPr>
+          <w:rFonts w:ascii="Times New Roman" w:hAnsi="Times New Roman" w:cs="Times New Roman"/>
+          <w:lang w:val="en-RO" w:eastAsia="en-GB"/>
+        </w:rPr>
+        <w:t>SELECT</w:t>
+      </w:r>
+      <w:r>
+        <w:rPr>
+          <w:rFonts w:ascii="Times New Roman" w:hAnsi="Times New Roman" w:cs="Times New Roman"/>
+          <w:lang w:val="en-RO" w:eastAsia="en-GB"/>
+        </w:rPr>
+        <w:br/>
+        <w:t xml:space="preserve">    genre,</w:t>
+      </w:r>
+      <w:r>
+        <w:rPr>
+          <w:rFonts w:ascii="Times New Roman" w:hAnsi="Times New Roman" w:cs="Times New Roman"/>
+          <w:lang w:val="en-RO" w:eastAsia="en-GB"/>
+        </w:rPr>
+        <w:br/>
+        <w:t xml:space="preserve">    total_songs,</w:t>
+      </w:r>
+      <w:r>
+        <w:rPr>
+          <w:rFonts w:ascii="Times New Roman" w:hAnsi="Times New Roman" w:cs="Times New Roman"/>
+          <w:lang w:val="en-RO" w:eastAsia="en-GB"/>
+        </w:rPr>
+        <w:br/>
+        <w:t xml:space="preserve">    avg_rank,</w:t>
+      </w:r>
+      <w:r>
+        <w:rPr>
+          <w:rFonts w:ascii="Times New Roman" w:hAnsi="Times New Roman" w:cs="Times New Roman"/>
+          <w:lang w:val="en-RO" w:eastAsia="en-GB"/>
+        </w:rPr>
+        <w:br/>
+        <w:t xml:space="preserve">    avg_popularity</w:t>
+      </w:r>
+      <w:r>
+        <w:rPr>
+          <w:rFonts w:ascii="Times New Roman" w:hAnsi="Times New Roman" w:cs="Times New Roman"/>
+          <w:lang w:val="en-RO" w:eastAsia="en-GB"/>
+        </w:rPr>
+        <w:br/>
+        <w:t>FROM OLAP_GENRE_ANALYSIS</w:t>
+      </w:r>
+      <w:r>
+        <w:rPr>
+          <w:rFonts w:ascii="Times New Roman" w:hAnsi="Times New Roman" w:cs="Times New Roman"/>
+          <w:lang w:val="en-RO" w:eastAsia="en-GB"/>
+        </w:rPr>
+        <w:br/>
+        <w:t>WHERE ROWNUM &lt;= 50;</w:t>
+      </w:r>
+    </w:p>
+    <w:p>
+      <w:pPr>
+        <w:rPr>
+          <w:rFonts w:ascii="Times New Roman" w:hAnsi="Times New Roman" w:cs="Times New Roman"/>
+          <w:lang w:val="en-RO" w:eastAsia="en-GB"/>
+        </w:rPr>
+      </w:pPr>
+      <w:r>
+        <w:rPr>
+          <w:rFonts w:ascii="Times New Roman" w:hAnsi="Times New Roman" w:cs="Times New Roman"/>
+          <w:lang w:val="en-RO" w:eastAsia="en-GB"/>
+        </w:rPr>
+        <w:t>Descriere</w:t>
+      </w:r>
+      <w:r>
+        <w:rPr>
+          <w:rFonts w:ascii="Times New Roman" w:hAnsi="Times New Roman" w:cs="Times New Roman"/>
+          <w:lang w:val="en-RO" w:eastAsia="en-GB"/>
+        </w:rPr>
+        <w:br/>
+        <w:t>Această pagină prezintă analiza agregată pe genuri muzicale.</w:t>
+      </w:r>
+    </w:p>
+    <w:p>
+      <w:pPr>
+        <w:rPr>
+          <w:rFonts w:ascii="Times New Roman" w:hAnsi="Times New Roman" w:cs="Times New Roman"/>
+          <w:b/>
+          <w:bCs/>
+          <w:lang w:val="en-RO" w:eastAsia="en-GB"/>
+        </w:rPr>
+      </w:pPr>
+    </w:p>
+    <w:p>
+      <w:pPr>
+        <w:rPr>
+          <w:rFonts w:ascii="Times New Roman" w:hAnsi="Times New Roman" w:cs="Times New Roman"/>
+          <w:b/>
+          <w:bCs/>
+          <w:lang w:val="en-RO" w:eastAsia="en-GB"/>
+        </w:rPr>
+      </w:pPr>
+      <w:r>
+        <w:rPr>
+          <w:rFonts w:ascii="Times New Roman" w:hAnsi="Times New Roman" w:cs="Times New Roman"/>
+          <w:b/>
+          <w:bCs/>
+          <w:lang w:val="en-RO" w:eastAsia="en-GB"/>
+        </w:rPr>
+        <w:t>4.4. Pagina / Regiunea / Componenta 4 – Rank Analysis Chart</w:t>
+      </w:r>
+    </w:p>
+    <w:p>
+      <w:pPr>
+        <w:rPr>
+          <w:rFonts w:ascii="Times New Roman" w:hAnsi="Times New Roman" w:cs="Times New Roman"/>
+          <w:lang w:val="en-RO" w:eastAsia="en-GB"/>
+        </w:rPr>
+      </w:pPr>
+      <w:r>
+        <w:rPr>
+          <w:rFonts w:ascii="Times New Roman" w:hAnsi="Times New Roman" w:cs="Times New Roman"/>
+          <w:lang w:val="en-RO" w:eastAsia="en-GB"/>
+        </w:rPr>
+        <w:t>Tabela / view țintă</w:t>
+      </w:r>
+      <w:r>
+        <w:rPr>
+          <w:rFonts w:ascii="Times New Roman" w:hAnsi="Times New Roman" w:cs="Times New Roman"/>
+          <w:lang w:val="en-RO" w:eastAsia="en-GB"/>
+        </w:rPr>
+        <w:br/>
+        <w:t>OLAP_RANK_ANALYSIS</w:t>
+      </w:r>
+    </w:p>
+    <w:p>
+      <w:pPr>
+        <w:rPr>
+          <w:rFonts w:ascii="Times New Roman" w:hAnsi="Times New Roman" w:cs="Times New Roman"/>
+          <w:lang w:val="en-RO" w:eastAsia="en-GB"/>
+        </w:rPr>
+      </w:pPr>
+      <w:r>
+        <w:rPr>
+          <w:rFonts w:ascii="Times New Roman" w:hAnsi="Times New Roman" w:cs="Times New Roman"/>
+          <w:lang w:val="en-RO" w:eastAsia="en-GB"/>
+        </w:rPr>
+        <w:t>Tip regiune / componentă / pagină</w:t>
+      </w:r>
+      <w:r>
+        <w:rPr>
+          <w:rFonts w:ascii="Times New Roman" w:hAnsi="Times New Roman" w:cs="Times New Roman"/>
+          <w:lang w:val="en-RO" w:eastAsia="en-GB"/>
+        </w:rPr>
+        <w:br/>
         <w:t>Chart</w:t>
       </w:r>
     </w:p>
@@ -1431,7 +1959,7 @@
           <w:lang w:val="en-RO" w:eastAsia="en-GB"/>
         </w:rPr>
         <w:br/>
-        <w:t xml:space="preserve">    region,</w:t>
+        <w:t xml:space="preserve">    rank_no,</w:t>
       </w:r>
       <w:r>
         <w:rPr>
@@ -1447,7 +1975,7 @@
           <w:lang w:val="en-RO" w:eastAsia="en-GB"/>
         </w:rPr>
         <w:br/>
-        <w:t>FROM OLAP_STREAMS_BY_REGION</w:t>
+        <w:t>FROM OLAP_RANK_ANALYSIS</w:t>
       </w:r>
       <w:r>
         <w:rPr>
@@ -1478,7 +2006,7 @@
           <w:lang w:val="en-RO" w:eastAsia="en-GB"/>
         </w:rPr>
         <w:br/>
-        <w:t>Tip chart: Bar Chart</w:t>
+        <w:t>Tip chart: Line Chart</w:t>
       </w:r>
       <w:r>
         <w:rPr>
@@ -1486,7 +2014,7 @@
           <w:lang w:val="en-RO" w:eastAsia="en-GB"/>
         </w:rPr>
         <w:br/>
-        <w:t>Label / Category: REGION</w:t>
+        <w:t>Label: RANK_NO</w:t>
       </w:r>
       <w:r>
         <w:rPr>
@@ -1517,7 +2045,7 @@
           <w:lang w:val="en-RO" w:eastAsia="en-GB"/>
         </w:rPr>
         <w:br/>
-        <w:t>Graficul oferă o vedere sintetică asupra distribuției stream-urilor pe regiuni.</w:t>
+        <w:t>Graficul evidențiază relația dintre poziția în clasament și volumul total de stream-uri.</w:t>
       </w:r>
     </w:p>
     <w:p>
@@ -1544,155 +2072,152 @@
           <w:bCs/>
           <w:lang w:val="en-RO" w:eastAsia="en-GB"/>
         </w:rPr>
-        <w:t>4.3. Pagina / Regiunea / Componenta 3 – Genre Analysis Report</w:t>
-      </w:r>
-    </w:p>
-    <w:p>
-      <w:pPr>
-        <w:rPr>
-          <w:rFonts w:ascii="Times New Roman" w:hAnsi="Times New Roman" w:cs="Times New Roman"/>
-          <w:lang w:val="en-RO" w:eastAsia="en-GB"/>
-        </w:rPr>
-      </w:pPr>
-      <w:r>
-        <w:rPr>
-          <w:rFonts w:ascii="Times New Roman" w:hAnsi="Times New Roman" w:cs="Times New Roman"/>
-          <w:lang w:val="en-RO" w:eastAsia="en-GB"/>
-        </w:rPr>
-        <w:t>Tabela / view țintă</w:t>
-      </w:r>
-      <w:r>
-        <w:rPr>
-          <w:rFonts w:ascii="Times New Roman" w:hAnsi="Times New Roman" w:cs="Times New Roman"/>
-          <w:lang w:val="en-RO" w:eastAsia="en-GB"/>
-        </w:rPr>
-        <w:br/>
-        <w:t>OLAP_GENRE_ANALYSIS</w:t>
-      </w:r>
-    </w:p>
-    <w:p>
-      <w:pPr>
-        <w:rPr>
-          <w:rFonts w:ascii="Times New Roman" w:hAnsi="Times New Roman" w:cs="Times New Roman"/>
-          <w:lang w:val="en-RO" w:eastAsia="en-GB"/>
-        </w:rPr>
-      </w:pPr>
-      <w:r>
-        <w:rPr>
-          <w:rFonts w:ascii="Times New Roman" w:hAnsi="Times New Roman" w:cs="Times New Roman"/>
-          <w:lang w:val="en-RO" w:eastAsia="en-GB"/>
-        </w:rPr>
-        <w:t>Tip regiune / componentă / pagină</w:t>
-      </w:r>
-      <w:r>
-        <w:rPr>
-          <w:rFonts w:ascii="Times New Roman" w:hAnsi="Times New Roman" w:cs="Times New Roman"/>
-          <w:lang w:val="en-RO" w:eastAsia="en-GB"/>
-        </w:rPr>
-        <w:br/>
-        <w:t>Interactive Report</w:t>
-      </w:r>
-    </w:p>
-    <w:p>
-      <w:pPr>
-        <w:rPr>
-          <w:rFonts w:ascii="Times New Roman" w:hAnsi="Times New Roman" w:cs="Times New Roman"/>
-          <w:lang w:val="en-RO" w:eastAsia="en-GB"/>
-        </w:rPr>
-      </w:pPr>
-      <w:r>
-        <w:rPr>
-          <w:rFonts w:ascii="Times New Roman" w:hAnsi="Times New Roman" w:cs="Times New Roman"/>
-          <w:lang w:val="en-RO" w:eastAsia="en-GB"/>
-        </w:rPr>
-        <w:t>Fraza SQL de acces</w:t>
-      </w:r>
-    </w:p>
-    <w:p>
-      <w:pPr>
-        <w:rPr>
-          <w:rFonts w:ascii="Times New Roman" w:hAnsi="Times New Roman" w:cs="Times New Roman"/>
-          <w:lang w:val="en-RO" w:eastAsia="en-GB"/>
-        </w:rPr>
-      </w:pPr>
-      <w:r>
-        <w:rPr>
-          <w:rFonts w:ascii="Times New Roman" w:hAnsi="Times New Roman" w:cs="Times New Roman"/>
-          <w:lang w:val="en-RO" w:eastAsia="en-GB"/>
-        </w:rPr>
-        <w:t>SELECT</w:t>
-      </w:r>
-      <w:r>
-        <w:rPr>
-          <w:rFonts w:ascii="Times New Roman" w:hAnsi="Times New Roman" w:cs="Times New Roman"/>
-          <w:lang w:val="en-RO" w:eastAsia="en-GB"/>
-        </w:rPr>
-        <w:br/>
-        <w:t xml:space="preserve">    genre,</w:t>
-      </w:r>
-      <w:r>
-        <w:rPr>
-          <w:rFonts w:ascii="Times New Roman" w:hAnsi="Times New Roman" w:cs="Times New Roman"/>
-          <w:lang w:val="en-RO" w:eastAsia="en-GB"/>
-        </w:rPr>
-        <w:br/>
-        <w:t xml:space="preserve">    total_songs,</w:t>
-      </w:r>
-      <w:r>
-        <w:rPr>
-          <w:rFonts w:ascii="Times New Roman" w:hAnsi="Times New Roman" w:cs="Times New Roman"/>
-          <w:lang w:val="en-RO" w:eastAsia="en-GB"/>
-        </w:rPr>
-        <w:br/>
-        <w:t xml:space="preserve">    avg_rank,</w:t>
-      </w:r>
-      <w:r>
-        <w:rPr>
-          <w:rFonts w:ascii="Times New Roman" w:hAnsi="Times New Roman" w:cs="Times New Roman"/>
-          <w:lang w:val="en-RO" w:eastAsia="en-GB"/>
-        </w:rPr>
-        <w:br/>
-        <w:t xml:space="preserve">    avg_popularity</w:t>
-      </w:r>
-      <w:r>
-        <w:rPr>
-          <w:rFonts w:ascii="Times New Roman" w:hAnsi="Times New Roman" w:cs="Times New Roman"/>
-          <w:lang w:val="en-RO" w:eastAsia="en-GB"/>
-        </w:rPr>
-        <w:br/>
-        <w:t>FROM OLAP_GENRE_ANALYSIS</w:t>
-      </w:r>
-      <w:r>
-        <w:rPr>
-          <w:rFonts w:ascii="Times New Roman" w:hAnsi="Times New Roman" w:cs="Times New Roman"/>
-          <w:lang w:val="en-RO" w:eastAsia="en-GB"/>
-        </w:rPr>
-        <w:br/>
-        <w:t>WHERE ROWNUM &lt;= 50;</w:t>
-      </w:r>
-    </w:p>
-    <w:p>
-      <w:pPr>
-        <w:rPr>
-          <w:rFonts w:ascii="Times New Roman" w:hAnsi="Times New Roman" w:cs="Times New Roman"/>
-          <w:lang w:val="en-RO" w:eastAsia="en-GB"/>
-        </w:rPr>
-      </w:pPr>
-      <w:r>
-        <w:rPr>
-          <w:rFonts w:ascii="Times New Roman" w:hAnsi="Times New Roman" w:cs="Times New Roman"/>
-          <w:lang w:val="en-RO" w:eastAsia="en-GB"/>
-        </w:rPr>
-        <w:t>Descriere</w:t>
-      </w:r>
-      <w:r>
-        <w:rPr>
-          <w:rFonts w:ascii="Times New Roman" w:hAnsi="Times New Roman" w:cs="Times New Roman"/>
-          <w:lang w:val="en-RO" w:eastAsia="en-GB"/>
-        </w:rPr>
-        <w:br/>
-        <w:t>Această pagină prezintă analiza agregată pe genuri muzicale.</w:t>
-      </w:r>
+        <w:t>5. Observații privind performanța în interfața Web</w:t>
+      </w:r>
+    </w:p>
+    <w:p>
+      <w:pPr>
+        <w:rPr>
+          <w:rFonts w:ascii="Times New Roman" w:hAnsi="Times New Roman" w:cs="Times New Roman"/>
+          <w:lang w:val="en-RO" w:eastAsia="en-GB"/>
+        </w:rPr>
+      </w:pPr>
+      <w:r>
+        <w:rPr>
+          <w:rFonts w:ascii="Times New Roman" w:hAnsi="Times New Roman" w:cs="Times New Roman"/>
+          <w:lang w:val="en-RO" w:eastAsia="en-GB"/>
+        </w:rPr>
+        <w:lastRenderedPageBreak/>
+        <w:t>În implementarea practică s-a observat că anumite view-uri analitice și de integrare răspund mai lent, deoarece depind de:</w:t>
+      </w:r>
+    </w:p>
+    <w:p>
+      <w:pPr>
+        <w:rPr>
+          <w:rFonts w:ascii="Times New Roman" w:hAnsi="Times New Roman" w:cs="Times New Roman"/>
+          <w:lang w:val="en-RO" w:eastAsia="en-GB"/>
+        </w:rPr>
+      </w:pPr>
+      <w:r>
+        <w:rPr>
+          <w:rFonts w:ascii="Times New Roman" w:hAnsi="Times New Roman" w:cs="Times New Roman"/>
+          <w:lang w:val="en-RO" w:eastAsia="en-GB"/>
+        </w:rPr>
+        <w:t>acces REST către o sursă externă MongoDB;</w:t>
+      </w:r>
+    </w:p>
+    <w:p>
+      <w:pPr>
+        <w:rPr>
+          <w:rFonts w:ascii="Times New Roman" w:hAnsi="Times New Roman" w:cs="Times New Roman"/>
+          <w:lang w:val="en-RO" w:eastAsia="en-GB"/>
+        </w:rPr>
+      </w:pPr>
+      <w:r>
+        <w:rPr>
+          <w:rFonts w:ascii="Times New Roman" w:hAnsi="Times New Roman" w:cs="Times New Roman"/>
+          <w:lang w:val="en-RO" w:eastAsia="en-GB"/>
+        </w:rPr>
+        <w:t>parsare JSON;</w:t>
+      </w:r>
+    </w:p>
+    <w:p>
+      <w:pPr>
+        <w:rPr>
+          <w:rFonts w:ascii="Times New Roman" w:hAnsi="Times New Roman" w:cs="Times New Roman"/>
+          <w:lang w:val="en-RO" w:eastAsia="en-GB"/>
+        </w:rPr>
+      </w:pPr>
+      <w:r>
+        <w:rPr>
+          <w:rFonts w:ascii="Times New Roman" w:hAnsi="Times New Roman" w:cs="Times New Roman"/>
+          <w:lang w:val="en-RO" w:eastAsia="en-GB"/>
+        </w:rPr>
+        <w:t>agregări și join-uri suplimentare în Oracle.</w:t>
+      </w:r>
+    </w:p>
+    <w:p>
+      <w:pPr>
+        <w:rPr>
+          <w:rFonts w:ascii="Times New Roman" w:hAnsi="Times New Roman" w:cs="Times New Roman"/>
+          <w:lang w:val="en-RO" w:eastAsia="en-GB"/>
+        </w:rPr>
+      </w:pPr>
+      <w:r>
+        <w:rPr>
+          <w:rFonts w:ascii="Times New Roman" w:hAnsi="Times New Roman" w:cs="Times New Roman"/>
+          <w:lang w:val="en-RO" w:eastAsia="en-GB"/>
+        </w:rPr>
+        <w:t>Din acest motiv, în interfața Web au fost utilizate limitări prin ROWNUM, pentru a asigura:</w:t>
+      </w:r>
+    </w:p>
+    <w:p>
+      <w:pPr>
+        <w:rPr>
+          <w:rFonts w:ascii="Times New Roman" w:hAnsi="Times New Roman" w:cs="Times New Roman"/>
+          <w:lang w:val="en-RO" w:eastAsia="en-GB"/>
+        </w:rPr>
+      </w:pPr>
+      <w:r>
+        <w:rPr>
+          <w:rFonts w:ascii="Times New Roman" w:hAnsi="Times New Roman" w:cs="Times New Roman"/>
+          <w:lang w:val="en-RO" w:eastAsia="en-GB"/>
+        </w:rPr>
+        <w:t>stabilitatea aplicației;</w:t>
+      </w:r>
+    </w:p>
+    <w:p>
+      <w:pPr>
+        <w:rPr>
+          <w:rFonts w:ascii="Times New Roman" w:hAnsi="Times New Roman" w:cs="Times New Roman"/>
+          <w:lang w:val="en-RO" w:eastAsia="en-GB"/>
+        </w:rPr>
+      </w:pPr>
+      <w:r>
+        <w:rPr>
+          <w:rFonts w:ascii="Times New Roman" w:hAnsi="Times New Roman" w:cs="Times New Roman"/>
+          <w:lang w:val="en-RO" w:eastAsia="en-GB"/>
+        </w:rPr>
+        <w:t>timp de răspuns rezonabil;</w:t>
+      </w:r>
+    </w:p>
+    <w:p>
+      <w:pPr>
+        <w:rPr>
+          <w:rFonts w:ascii="Times New Roman" w:hAnsi="Times New Roman" w:cs="Times New Roman"/>
+          <w:lang w:val="en-RO" w:eastAsia="en-GB"/>
+        </w:rPr>
+      </w:pPr>
+      <w:r>
+        <w:rPr>
+          <w:rFonts w:ascii="Times New Roman" w:hAnsi="Times New Roman" w:cs="Times New Roman"/>
+          <w:lang w:val="en-RO" w:eastAsia="en-GB"/>
+        </w:rPr>
+        <w:t>rularea sigură în timpul demonstrației.</w:t>
+      </w:r>
+    </w:p>
+    <w:p>
+      <w:pPr>
+        <w:rPr>
+          <w:rFonts w:ascii="Times New Roman" w:hAnsi="Times New Roman" w:cs="Times New Roman"/>
+          <w:lang w:val="en-RO" w:eastAsia="en-GB"/>
+        </w:rPr>
+      </w:pPr>
+      <w:r>
+        <w:rPr>
+          <w:rFonts w:ascii="Times New Roman" w:hAnsi="Times New Roman" w:cs="Times New Roman"/>
+          <w:lang w:val="en-RO" w:eastAsia="en-GB"/>
+        </w:rPr>
+        <w:t>Această abordare este justificată de natura arhitecturii federate, unde accentul cade pe integrare și analiză, nu pe procesare intensivă în timp real.</w:t>
+      </w:r>
+    </w:p>
+    <w:p>
+      <w:pPr>
+        <w:rPr>
+          <w:rFonts w:ascii="Times New Roman" w:hAnsi="Times New Roman" w:cs="Times New Roman"/>
+          <w:lang w:val="en-RO" w:eastAsia="en-GB"/>
+        </w:rPr>
+      </w:pPr>
     </w:p>
     <w:p>
       <w:pPr>
@@ -1703,384 +2228,13 @@
           <w:lang w:val="en-RO" w:eastAsia="en-GB"/>
         </w:rPr>
       </w:pPr>
-    </w:p>
-    <w:p>
-      <w:pPr>
+      <w:r>
         <w:rPr>
           <w:rFonts w:ascii="Times New Roman" w:hAnsi="Times New Roman" w:cs="Times New Roman"/>
           <w:b/>
           <w:bCs/>
           <w:lang w:val="en-RO" w:eastAsia="en-GB"/>
         </w:rPr>
-      </w:pPr>
-      <w:r>
-        <w:rPr>
-          <w:rFonts w:ascii="Times New Roman" w:hAnsi="Times New Roman" w:cs="Times New Roman"/>
-          <w:b/>
-          <w:bCs/>
-          <w:lang w:val="en-RO" w:eastAsia="en-GB"/>
-        </w:rPr>
-        <w:t>4.4. Pagina / Regiunea / Componenta 4 – Rank Analysis Chart</w:t>
-      </w:r>
-    </w:p>
-    <w:p>
-      <w:pPr>
-        <w:rPr>
-          <w:rFonts w:ascii="Times New Roman" w:hAnsi="Times New Roman" w:cs="Times New Roman"/>
-          <w:lang w:val="en-RO" w:eastAsia="en-GB"/>
-        </w:rPr>
-      </w:pPr>
-      <w:r>
-        <w:rPr>
-          <w:rFonts w:ascii="Times New Roman" w:hAnsi="Times New Roman" w:cs="Times New Roman"/>
-          <w:lang w:val="en-RO" w:eastAsia="en-GB"/>
-        </w:rPr>
-        <w:lastRenderedPageBreak/>
-        <w:t>Tabela / view țintă</w:t>
-      </w:r>
-      <w:r>
-        <w:rPr>
-          <w:rFonts w:ascii="Times New Roman" w:hAnsi="Times New Roman" w:cs="Times New Roman"/>
-          <w:lang w:val="en-RO" w:eastAsia="en-GB"/>
-        </w:rPr>
-        <w:br/>
-        <w:t>OLAP_RANK_ANALYSIS</w:t>
-      </w:r>
-    </w:p>
-    <w:p>
-      <w:pPr>
-        <w:rPr>
-          <w:rFonts w:ascii="Times New Roman" w:hAnsi="Times New Roman" w:cs="Times New Roman"/>
-          <w:lang w:val="en-RO" w:eastAsia="en-GB"/>
-        </w:rPr>
-      </w:pPr>
-      <w:r>
-        <w:rPr>
-          <w:rFonts w:ascii="Times New Roman" w:hAnsi="Times New Roman" w:cs="Times New Roman"/>
-          <w:lang w:val="en-RO" w:eastAsia="en-GB"/>
-        </w:rPr>
-        <w:t>Tip regiune / componentă / pagină</w:t>
-      </w:r>
-      <w:r>
-        <w:rPr>
-          <w:rFonts w:ascii="Times New Roman" w:hAnsi="Times New Roman" w:cs="Times New Roman"/>
-          <w:lang w:val="en-RO" w:eastAsia="en-GB"/>
-        </w:rPr>
-        <w:br/>
-        <w:t>Chart</w:t>
-      </w:r>
-    </w:p>
-    <w:p>
-      <w:pPr>
-        <w:rPr>
-          <w:rFonts w:ascii="Times New Roman" w:hAnsi="Times New Roman" w:cs="Times New Roman"/>
-          <w:lang w:val="en-RO" w:eastAsia="en-GB"/>
-        </w:rPr>
-      </w:pPr>
-      <w:r>
-        <w:rPr>
-          <w:rFonts w:ascii="Times New Roman" w:hAnsi="Times New Roman" w:cs="Times New Roman"/>
-          <w:lang w:val="en-RO" w:eastAsia="en-GB"/>
-        </w:rPr>
-        <w:t>Fraza SQL de acces</w:t>
-      </w:r>
-    </w:p>
-    <w:p>
-      <w:pPr>
-        <w:rPr>
-          <w:rFonts w:ascii="Times New Roman" w:hAnsi="Times New Roman" w:cs="Times New Roman"/>
-          <w:lang w:val="en-RO" w:eastAsia="en-GB"/>
-        </w:rPr>
-      </w:pPr>
-      <w:r>
-        <w:rPr>
-          <w:rFonts w:ascii="Times New Roman" w:hAnsi="Times New Roman" w:cs="Times New Roman"/>
-          <w:lang w:val="en-RO" w:eastAsia="en-GB"/>
-        </w:rPr>
-        <w:t>SELECT</w:t>
-      </w:r>
-      <w:r>
-        <w:rPr>
-          <w:rFonts w:ascii="Times New Roman" w:hAnsi="Times New Roman" w:cs="Times New Roman"/>
-          <w:lang w:val="en-RO" w:eastAsia="en-GB"/>
-        </w:rPr>
-        <w:br/>
-        <w:t xml:space="preserve">    rank_no,</w:t>
-      </w:r>
-      <w:r>
-        <w:rPr>
-          <w:rFonts w:ascii="Times New Roman" w:hAnsi="Times New Roman" w:cs="Times New Roman"/>
-          <w:lang w:val="en-RO" w:eastAsia="en-GB"/>
-        </w:rPr>
-        <w:br/>
-        <w:t xml:space="preserve">    total_streams</w:t>
-      </w:r>
-      <w:r>
-        <w:rPr>
-          <w:rFonts w:ascii="Times New Roman" w:hAnsi="Times New Roman" w:cs="Times New Roman"/>
-          <w:lang w:val="en-RO" w:eastAsia="en-GB"/>
-        </w:rPr>
-        <w:br/>
-        <w:t>FROM OLAP_RANK_ANALYSIS</w:t>
-      </w:r>
-      <w:r>
-        <w:rPr>
-          <w:rFonts w:ascii="Times New Roman" w:hAnsi="Times New Roman" w:cs="Times New Roman"/>
-          <w:lang w:val="en-RO" w:eastAsia="en-GB"/>
-        </w:rPr>
-        <w:br/>
-        <w:t>WHERE ROWNUM &lt;= 50;</w:t>
-      </w:r>
-    </w:p>
-    <w:p>
-      <w:pPr>
-        <w:rPr>
-          <w:rFonts w:ascii="Times New Roman" w:hAnsi="Times New Roman" w:cs="Times New Roman"/>
-          <w:lang w:val="en-RO" w:eastAsia="en-GB"/>
-        </w:rPr>
-      </w:pPr>
-      <w:r>
-        <w:rPr>
-          <w:rFonts w:ascii="Times New Roman" w:hAnsi="Times New Roman" w:cs="Times New Roman"/>
-          <w:lang w:val="en-RO" w:eastAsia="en-GB"/>
-        </w:rPr>
-        <w:t>Configurare grafic</w:t>
-      </w:r>
-      <w:r>
-        <w:rPr>
-          <w:rFonts w:ascii="Times New Roman" w:hAnsi="Times New Roman" w:cs="Times New Roman"/>
-          <w:lang w:val="en-RO" w:eastAsia="en-GB"/>
-        </w:rPr>
-        <w:br/>
-        <w:t>Tip chart: Line Chart</w:t>
-      </w:r>
-      <w:r>
-        <w:rPr>
-          <w:rFonts w:ascii="Times New Roman" w:hAnsi="Times New Roman" w:cs="Times New Roman"/>
-          <w:lang w:val="en-RO" w:eastAsia="en-GB"/>
-        </w:rPr>
-        <w:br/>
-        <w:t>Label: RANK_NO</w:t>
-      </w:r>
-      <w:r>
-        <w:rPr>
-          <w:rFonts w:ascii="Times New Roman" w:hAnsi="Times New Roman" w:cs="Times New Roman"/>
-          <w:lang w:val="en-RO" w:eastAsia="en-GB"/>
-        </w:rPr>
-        <w:br/>
-        <w:t>Value: TOTAL_STREAMS</w:t>
-      </w:r>
-    </w:p>
-    <w:p>
-      <w:pPr>
-        <w:rPr>
-          <w:rFonts w:ascii="Times New Roman" w:hAnsi="Times New Roman" w:cs="Times New Roman"/>
-          <w:lang w:val="en-RO" w:eastAsia="en-GB"/>
-        </w:rPr>
-      </w:pPr>
-      <w:r>
-        <w:rPr>
-          <w:rFonts w:ascii="Times New Roman" w:hAnsi="Times New Roman" w:cs="Times New Roman"/>
-          <w:lang w:val="en-RO" w:eastAsia="en-GB"/>
-        </w:rPr>
-        <w:t>Descriere</w:t>
-      </w:r>
-      <w:r>
-        <w:rPr>
-          <w:rFonts w:ascii="Times New Roman" w:hAnsi="Times New Roman" w:cs="Times New Roman"/>
-          <w:lang w:val="en-RO" w:eastAsia="en-GB"/>
-        </w:rPr>
-        <w:br/>
-        <w:t>Graficul evidențiază relația dintre poziția în clasament și volumul total de stream-uri.</w:t>
-      </w:r>
-    </w:p>
-    <w:p>
-      <w:pPr>
-        <w:rPr>
-          <w:rFonts w:ascii="Times New Roman" w:hAnsi="Times New Roman" w:cs="Times New Roman"/>
-          <w:lang w:val="en-RO" w:eastAsia="en-GB"/>
-        </w:rPr>
-      </w:pPr>
-    </w:p>
-    <w:p>
-      <w:pPr>
-        <w:rPr>
-          <w:rFonts w:ascii="Times New Roman" w:hAnsi="Times New Roman" w:cs="Times New Roman"/>
-          <w:b/>
-          <w:bCs/>
-          <w:lang w:val="en-RO" w:eastAsia="en-GB"/>
-        </w:rPr>
-      </w:pPr>
-      <w:r>
-        <w:rPr>
-          <w:rFonts w:ascii="Times New Roman" w:hAnsi="Times New Roman" w:cs="Times New Roman"/>
-          <w:b/>
-          <w:bCs/>
-          <w:lang w:val="en-RO" w:eastAsia="en-GB"/>
-        </w:rPr>
-        <w:t>5. Observații privind performanța în interfața Web</w:t>
-      </w:r>
-    </w:p>
-    <w:p>
-      <w:pPr>
-        <w:rPr>
-          <w:rFonts w:ascii="Times New Roman" w:hAnsi="Times New Roman" w:cs="Times New Roman"/>
-          <w:lang w:val="en-RO" w:eastAsia="en-GB"/>
-        </w:rPr>
-      </w:pPr>
-      <w:r>
-        <w:rPr>
-          <w:rFonts w:ascii="Times New Roman" w:hAnsi="Times New Roman" w:cs="Times New Roman"/>
-          <w:lang w:val="en-RO" w:eastAsia="en-GB"/>
-        </w:rPr>
-        <w:t>În implementarea practică s-a observat că anumite view-uri analitice și de integrare răspund mai lent, deoarece depind de:</w:t>
-      </w:r>
-    </w:p>
-    <w:p>
-      <w:pPr>
-        <w:rPr>
-          <w:rFonts w:ascii="Times New Roman" w:hAnsi="Times New Roman" w:cs="Times New Roman"/>
-          <w:lang w:val="en-RO" w:eastAsia="en-GB"/>
-        </w:rPr>
-      </w:pPr>
-      <w:r>
-        <w:rPr>
-          <w:rFonts w:ascii="Times New Roman" w:hAnsi="Times New Roman" w:cs="Times New Roman"/>
-          <w:lang w:val="en-RO" w:eastAsia="en-GB"/>
-        </w:rPr>
-        <w:t>acces REST către o sursă externă MongoDB;</w:t>
-      </w:r>
-    </w:p>
-    <w:p>
-      <w:pPr>
-        <w:rPr>
-          <w:rFonts w:ascii="Times New Roman" w:hAnsi="Times New Roman" w:cs="Times New Roman"/>
-          <w:lang w:val="en-RO" w:eastAsia="en-GB"/>
-        </w:rPr>
-      </w:pPr>
-      <w:r>
-        <w:rPr>
-          <w:rFonts w:ascii="Times New Roman" w:hAnsi="Times New Roman" w:cs="Times New Roman"/>
-          <w:lang w:val="en-RO" w:eastAsia="en-GB"/>
-        </w:rPr>
-        <w:t>parsare JSON;</w:t>
-      </w:r>
-    </w:p>
-    <w:p>
-      <w:pPr>
-        <w:rPr>
-          <w:rFonts w:ascii="Times New Roman" w:hAnsi="Times New Roman" w:cs="Times New Roman"/>
-          <w:lang w:val="en-RO" w:eastAsia="en-GB"/>
-        </w:rPr>
-      </w:pPr>
-      <w:r>
-        <w:rPr>
-          <w:rFonts w:ascii="Times New Roman" w:hAnsi="Times New Roman" w:cs="Times New Roman"/>
-          <w:lang w:val="en-RO" w:eastAsia="en-GB"/>
-        </w:rPr>
-        <w:t>agregări și join-uri suplimentare în Oracle.</w:t>
-      </w:r>
-    </w:p>
-    <w:p>
-      <w:pPr>
-        <w:rPr>
-          <w:rFonts w:ascii="Times New Roman" w:hAnsi="Times New Roman" w:cs="Times New Roman"/>
-          <w:lang w:val="en-RO" w:eastAsia="en-GB"/>
-        </w:rPr>
-      </w:pPr>
-      <w:r>
-        <w:rPr>
-          <w:rFonts w:ascii="Times New Roman" w:hAnsi="Times New Roman" w:cs="Times New Roman"/>
-          <w:lang w:val="en-RO" w:eastAsia="en-GB"/>
-        </w:rPr>
-        <w:t>Din acest motiv, în interfața Web au fost utilizate limitări prin ROWNUM, pentru a asigura:</w:t>
-      </w:r>
-    </w:p>
-    <w:p>
-      <w:pPr>
-        <w:rPr>
-          <w:rFonts w:ascii="Times New Roman" w:hAnsi="Times New Roman" w:cs="Times New Roman"/>
-          <w:lang w:val="en-RO" w:eastAsia="en-GB"/>
-        </w:rPr>
-      </w:pPr>
-      <w:r>
-        <w:rPr>
-          <w:rFonts w:ascii="Times New Roman" w:hAnsi="Times New Roman" w:cs="Times New Roman"/>
-          <w:lang w:val="en-RO" w:eastAsia="en-GB"/>
-        </w:rPr>
-        <w:t>stabilitatea aplicației;</w:t>
-      </w:r>
-    </w:p>
-    <w:p>
-      <w:pPr>
-        <w:rPr>
-          <w:rFonts w:ascii="Times New Roman" w:hAnsi="Times New Roman" w:cs="Times New Roman"/>
-          <w:lang w:val="en-RO" w:eastAsia="en-GB"/>
-        </w:rPr>
-      </w:pPr>
-      <w:r>
-        <w:rPr>
-          <w:rFonts w:ascii="Times New Roman" w:hAnsi="Times New Roman" w:cs="Times New Roman"/>
-          <w:lang w:val="en-RO" w:eastAsia="en-GB"/>
-        </w:rPr>
-        <w:t>timp de răspuns rezonabil;</w:t>
-      </w:r>
-    </w:p>
-    <w:p>
-      <w:pPr>
-        <w:rPr>
-          <w:rFonts w:ascii="Times New Roman" w:hAnsi="Times New Roman" w:cs="Times New Roman"/>
-          <w:lang w:val="en-RO" w:eastAsia="en-GB"/>
-        </w:rPr>
-      </w:pPr>
-      <w:r>
-        <w:rPr>
-          <w:rFonts w:ascii="Times New Roman" w:hAnsi="Times New Roman" w:cs="Times New Roman"/>
-          <w:lang w:val="en-RO" w:eastAsia="en-GB"/>
-        </w:rPr>
-        <w:t>rularea sigură în timpul demonstrației.</w:t>
-      </w:r>
-    </w:p>
-    <w:p>
-      <w:pPr>
-        <w:rPr>
-          <w:rFonts w:ascii="Times New Roman" w:hAnsi="Times New Roman" w:cs="Times New Roman"/>
-          <w:lang w:val="en-RO" w:eastAsia="en-GB"/>
-        </w:rPr>
-      </w:pPr>
-      <w:r>
-        <w:rPr>
-          <w:rFonts w:ascii="Times New Roman" w:hAnsi="Times New Roman" w:cs="Times New Roman"/>
-          <w:lang w:val="en-RO" w:eastAsia="en-GB"/>
-        </w:rPr>
-        <w:t>Această abordare este justificată de natura arhitecturii federate, unde accentul cade pe integrare și analiză, nu pe procesare intensivă în timp real.</w:t>
-      </w:r>
-    </w:p>
-    <w:p>
-      <w:pPr>
-        <w:rPr>
-          <w:rFonts w:ascii="Times New Roman" w:hAnsi="Times New Roman" w:cs="Times New Roman"/>
-          <w:lang w:val="en-RO" w:eastAsia="en-GB"/>
-        </w:rPr>
-      </w:pPr>
-    </w:p>
-    <w:p>
-      <w:pPr>
-        <w:rPr>
-          <w:rFonts w:ascii="Times New Roman" w:hAnsi="Times New Roman" w:cs="Times New Roman"/>
-          <w:b/>
-          <w:bCs/>
-          <w:lang w:val="en-RO" w:eastAsia="en-GB"/>
-        </w:rPr>
-      </w:pPr>
-      <w:r>
-        <w:rPr>
-          <w:rFonts w:ascii="Times New Roman" w:hAnsi="Times New Roman" w:cs="Times New Roman"/>
-          <w:b/>
-          <w:bCs/>
-          <w:lang w:val="en-RO" w:eastAsia="en-GB"/>
-        </w:rPr>
-        <w:lastRenderedPageBreak/>
         <w:t>6. Concluzie pentru Partea 4</w:t>
       </w:r>
     </w:p>
@@ -2168,7 +2322,7 @@
       </w:pPr>
     </w:p>
     <w:sectPr>
-      <w:headerReference w:type="default" r:id="rId7"/>
+      <w:headerReference w:type="default" r:id="rId11"/>
       <w:pgSz w:w="12240" w:h="15840"/>
       <w:pgMar w:top="1440" w:right="1440" w:bottom="1440" w:left="1440" w:header="720" w:footer="720" w:gutter="0"/>
       <w:cols w:space="720"/>
@@ -7264,6 +7418,29 @@
     <w:basedOn w:val="DefaultParagraphFont"/>
     <w:rsid w:val="00190BEE"/>
   </w:style>
+  <w:style w:type="character" w:styleId="Hyperlink">
+    <w:name w:val="Hyperlink"/>
+    <w:basedOn w:val="DefaultParagraphFont"/>
+    <w:uiPriority w:val="99"/>
+    <w:unhideWhenUsed/>
+    <w:rsid w:val="00AF1922"/>
+    <w:rPr>
+      <w:color w:val="467886" w:themeColor="hyperlink"/>
+      <w:u w:val="single"/>
+    </w:rPr>
+  </w:style>
+  <w:style w:type="character" w:styleId="UnresolvedMention">
+    <w:name w:val="Unresolved Mention"/>
+    <w:basedOn w:val="DefaultParagraphFont"/>
+    <w:uiPriority w:val="99"/>
+    <w:semiHidden/>
+    <w:unhideWhenUsed/>
+    <w:rsid w:val="00AF1922"/>
+    <w:rPr>
+      <w:color w:val="605E5C"/>
+      <w:shd w:val="clear" w:color="auto" w:fill="E1DFDD"/>
+    </w:rPr>
+  </w:style>
 </w:styles>
 </file>
 

--- a/4_WebModel/SIA17- P4. Modelul REST și Web al sistemului federat.docx
+++ b/4_WebModel/SIA17- P4. Modelul REST și Web al sistemului federat.docx
@@ -720,6 +720,7 @@
       <w:r>
         <w:rPr>
           <w:rFonts w:ascii="Times New Roman" w:hAnsi="Times New Roman" w:cs="Times New Roman"/>
+          <w:noProof/>
           <w:lang w:val="en-RO" w:eastAsia="en-GB"/>
         </w:rPr>
         <w:lastRenderedPageBreak/>
@@ -915,6 +916,7 @@
           <w:rFonts w:ascii="Times New Roman" w:hAnsi="Times New Roman" w:cs="Times New Roman"/>
           <w:b/>
           <w:bCs/>
+          <w:noProof/>
           <w:lang w:val="en-RO" w:eastAsia="en-GB"/>
         </w:rPr>
         <w:lastRenderedPageBreak/>
@@ -957,6 +959,7 @@
       <w:r>
         <w:rPr>
           <w:noProof/>
+          <w:lang w:val="en-RO"/>
         </w:rPr>
         <w:t xml:space="preserve"> </w:t>
       </w:r>
@@ -965,6 +968,7 @@
           <w:rFonts w:ascii="Times New Roman" w:hAnsi="Times New Roman" w:cs="Times New Roman"/>
           <w:b/>
           <w:bCs/>
+          <w:noProof/>
           <w:lang w:val="en-RO" w:eastAsia="en-GB"/>
         </w:rPr>
         <w:lastRenderedPageBreak/>
@@ -1853,6 +1857,62 @@
       <w:pPr>
         <w:rPr>
           <w:rFonts w:ascii="Times New Roman" w:hAnsi="Times New Roman" w:cs="Times New Roman"/>
+          <w:lang w:val="en-RO" w:eastAsia="en-GB"/>
+        </w:rPr>
+      </w:pPr>
+      <w:r>
+        <w:rPr>
+          <w:rFonts w:ascii="Times New Roman" w:hAnsi="Times New Roman" w:cs="Times New Roman"/>
+          <w:noProof/>
+          <w:lang w:val="en-RO" w:eastAsia="en-GB"/>
+        </w:rPr>
+        <w:drawing>
+          <wp:inline distT="0" distB="0" distL="0" distR="0" wp14:anchorId="1FB5CE2C" wp14:editId="58CF3CE6">
+            <wp:extent cx="5943600" cy="3215005"/>
+            <wp:effectExtent l="0" t="0" r="0" b="0"/>
+            <wp:docPr id="712901225" name="Picture 2" descr="A screen shot of a computer&#10;&#10;AI-generated content may be incorrect."/>
+            <wp:cNvGraphicFramePr>
+              <a:graphicFrameLocks xmlns:a="http://schemas.openxmlformats.org/drawingml/2006/main" noChangeAspect="1"/>
+            </wp:cNvGraphicFramePr>
+            <a:graphic xmlns:a="http://schemas.openxmlformats.org/drawingml/2006/main">
+              <a:graphicData uri="http://schemas.openxmlformats.org/drawingml/2006/picture">
+                <pic:pic xmlns:pic="http://schemas.openxmlformats.org/drawingml/2006/picture">
+                  <pic:nvPicPr>
+                    <pic:cNvPr id="712901225" name="Picture 2" descr="A screen shot of a computer&#10;&#10;AI-generated content may be incorrect."/>
+                    <pic:cNvPicPr/>
+                  </pic:nvPicPr>
+                  <pic:blipFill>
+                    <a:blip r:embed="rId11" cstate="print">
+                      <a:extLst>
+                        <a:ext uri="{28A0092B-C50C-407E-A947-70E740481C1C}">
+                          <a14:useLocalDpi xmlns:a14="http://schemas.microsoft.com/office/drawing/2010/main" val="0"/>
+                        </a:ext>
+                      </a:extLst>
+                    </a:blip>
+                    <a:stretch>
+                      <a:fillRect/>
+                    </a:stretch>
+                  </pic:blipFill>
+                  <pic:spPr>
+                    <a:xfrm>
+                      <a:off x="0" y="0"/>
+                      <a:ext cx="5943600" cy="3215005"/>
+                    </a:xfrm>
+                    <a:prstGeom prst="rect">
+                      <a:avLst/>
+                    </a:prstGeom>
+                  </pic:spPr>
+                </pic:pic>
+              </a:graphicData>
+            </a:graphic>
+          </wp:inline>
+        </w:drawing>
+      </w:r>
+    </w:p>
+    <w:p>
+      <w:pPr>
+        <w:rPr>
+          <w:rFonts w:ascii="Times New Roman" w:hAnsi="Times New Roman" w:cs="Times New Roman"/>
           <w:b/>
           <w:bCs/>
           <w:lang w:val="en-RO" w:eastAsia="en-GB"/>
@@ -1936,6 +1996,7 @@
           <w:rFonts w:ascii="Times New Roman" w:hAnsi="Times New Roman" w:cs="Times New Roman"/>
           <w:lang w:val="en-RO" w:eastAsia="en-GB"/>
         </w:rPr>
+        <w:lastRenderedPageBreak/>
         <w:t>Fraza SQL de acces</w:t>
       </w:r>
     </w:p>
@@ -2055,6 +2116,56 @@
           <w:lang w:val="en-RO" w:eastAsia="en-GB"/>
         </w:rPr>
       </w:pPr>
+      <w:r>
+        <w:rPr>
+          <w:rFonts w:ascii="Times New Roman" w:hAnsi="Times New Roman" w:cs="Times New Roman"/>
+          <w:noProof/>
+          <w:lang w:val="en-RO" w:eastAsia="en-GB"/>
+        </w:rPr>
+        <w:drawing>
+          <wp:inline distT="0" distB="0" distL="0" distR="0" wp14:anchorId="283CEDA7" wp14:editId="613B2E8B">
+            <wp:extent cx="5943600" cy="3086100"/>
+            <wp:effectExtent l="0" t="0" r="0" b="0"/>
+            <wp:docPr id="1582043775" name="Picture 1" descr="A screenshot of a computer&#10;&#10;AI-generated content may be incorrect."/>
+            <wp:cNvGraphicFramePr>
+              <a:graphicFrameLocks xmlns:a="http://schemas.openxmlformats.org/drawingml/2006/main" noChangeAspect="1"/>
+            </wp:cNvGraphicFramePr>
+            <a:graphic xmlns:a="http://schemas.openxmlformats.org/drawingml/2006/main">
+              <a:graphicData uri="http://schemas.openxmlformats.org/drawingml/2006/picture">
+                <pic:pic xmlns:pic="http://schemas.openxmlformats.org/drawingml/2006/picture">
+                  <pic:nvPicPr>
+                    <pic:cNvPr id="1582043775" name="Picture 1" descr="A screenshot of a computer&#10;&#10;AI-generated content may be incorrect."/>
+                    <pic:cNvPicPr/>
+                  </pic:nvPicPr>
+                  <pic:blipFill>
+                    <a:blip r:embed="rId12"/>
+                    <a:stretch>
+                      <a:fillRect/>
+                    </a:stretch>
+                  </pic:blipFill>
+                  <pic:spPr>
+                    <a:xfrm>
+                      <a:off x="0" y="0"/>
+                      <a:ext cx="5943600" cy="3086100"/>
+                    </a:xfrm>
+                    <a:prstGeom prst="rect">
+                      <a:avLst/>
+                    </a:prstGeom>
+                  </pic:spPr>
+                </pic:pic>
+              </a:graphicData>
+            </a:graphic>
+          </wp:inline>
+        </w:drawing>
+      </w:r>
+    </w:p>
+    <w:p>
+      <w:pPr>
+        <w:rPr>
+          <w:rFonts w:ascii="Times New Roman" w:hAnsi="Times New Roman" w:cs="Times New Roman"/>
+          <w:lang w:val="en-RO" w:eastAsia="en-GB"/>
+        </w:rPr>
+      </w:pPr>
     </w:p>
     <w:p>
       <w:pPr>
@@ -2087,52 +2198,52 @@
           <w:rFonts w:ascii="Times New Roman" w:hAnsi="Times New Roman" w:cs="Times New Roman"/>
           <w:lang w:val="en-RO" w:eastAsia="en-GB"/>
         </w:rPr>
+        <w:t>În implementarea practică s-a observat că anumite view-uri analitice și de integrare răspund mai lent, deoarece depind de:</w:t>
+      </w:r>
+    </w:p>
+    <w:p>
+      <w:pPr>
+        <w:rPr>
+          <w:rFonts w:ascii="Times New Roman" w:hAnsi="Times New Roman" w:cs="Times New Roman"/>
+          <w:lang w:val="en-RO" w:eastAsia="en-GB"/>
+        </w:rPr>
+      </w:pPr>
+      <w:r>
+        <w:rPr>
+          <w:rFonts w:ascii="Times New Roman" w:hAnsi="Times New Roman" w:cs="Times New Roman"/>
+          <w:lang w:val="en-RO" w:eastAsia="en-GB"/>
+        </w:rPr>
+        <w:t>acces REST către o sursă externă MongoDB;</w:t>
+      </w:r>
+    </w:p>
+    <w:p>
+      <w:pPr>
+        <w:rPr>
+          <w:rFonts w:ascii="Times New Roman" w:hAnsi="Times New Roman" w:cs="Times New Roman"/>
+          <w:lang w:val="en-RO" w:eastAsia="en-GB"/>
+        </w:rPr>
+      </w:pPr>
+      <w:r>
+        <w:rPr>
+          <w:rFonts w:ascii="Times New Roman" w:hAnsi="Times New Roman" w:cs="Times New Roman"/>
+          <w:lang w:val="en-RO" w:eastAsia="en-GB"/>
+        </w:rPr>
+        <w:t>parsare JSON;</w:t>
+      </w:r>
+    </w:p>
+    <w:p>
+      <w:pPr>
+        <w:rPr>
+          <w:rFonts w:ascii="Times New Roman" w:hAnsi="Times New Roman" w:cs="Times New Roman"/>
+          <w:lang w:val="en-RO" w:eastAsia="en-GB"/>
+        </w:rPr>
+      </w:pPr>
+      <w:r>
+        <w:rPr>
+          <w:rFonts w:ascii="Times New Roman" w:hAnsi="Times New Roman" w:cs="Times New Roman"/>
+          <w:lang w:val="en-RO" w:eastAsia="en-GB"/>
+        </w:rPr>
         <w:lastRenderedPageBreak/>
-        <w:t>În implementarea practică s-a observat că anumite view-uri analitice și de integrare răspund mai lent, deoarece depind de:</w:t>
-      </w:r>
-    </w:p>
-    <w:p>
-      <w:pPr>
-        <w:rPr>
-          <w:rFonts w:ascii="Times New Roman" w:hAnsi="Times New Roman" w:cs="Times New Roman"/>
-          <w:lang w:val="en-RO" w:eastAsia="en-GB"/>
-        </w:rPr>
-      </w:pPr>
-      <w:r>
-        <w:rPr>
-          <w:rFonts w:ascii="Times New Roman" w:hAnsi="Times New Roman" w:cs="Times New Roman"/>
-          <w:lang w:val="en-RO" w:eastAsia="en-GB"/>
-        </w:rPr>
-        <w:t>acces REST către o sursă externă MongoDB;</w:t>
-      </w:r>
-    </w:p>
-    <w:p>
-      <w:pPr>
-        <w:rPr>
-          <w:rFonts w:ascii="Times New Roman" w:hAnsi="Times New Roman" w:cs="Times New Roman"/>
-          <w:lang w:val="en-RO" w:eastAsia="en-GB"/>
-        </w:rPr>
-      </w:pPr>
-      <w:r>
-        <w:rPr>
-          <w:rFonts w:ascii="Times New Roman" w:hAnsi="Times New Roman" w:cs="Times New Roman"/>
-          <w:lang w:val="en-RO" w:eastAsia="en-GB"/>
-        </w:rPr>
-        <w:t>parsare JSON;</w:t>
-      </w:r>
-    </w:p>
-    <w:p>
-      <w:pPr>
-        <w:rPr>
-          <w:rFonts w:ascii="Times New Roman" w:hAnsi="Times New Roman" w:cs="Times New Roman"/>
-          <w:lang w:val="en-RO" w:eastAsia="en-GB"/>
-        </w:rPr>
-      </w:pPr>
-      <w:r>
-        <w:rPr>
-          <w:rFonts w:ascii="Times New Roman" w:hAnsi="Times New Roman" w:cs="Times New Roman"/>
-          <w:lang w:val="en-RO" w:eastAsia="en-GB"/>
-        </w:rPr>
         <w:t>agregări și join-uri suplimentare în Oracle.</w:t>
       </w:r>
     </w:p>
@@ -2322,7 +2433,7 @@
       </w:pPr>
     </w:p>
     <w:sectPr>
-      <w:headerReference w:type="default" r:id="rId11"/>
+      <w:headerReference w:type="default" r:id="rId13"/>
       <w:pgSz w:w="12240" w:h="15840"/>
       <w:pgMar w:top="1440" w:right="1440" w:bottom="1440" w:left="1440" w:header="720" w:footer="720" w:gutter="0"/>
       <w:cols w:space="720"/>
